--- a/Day_23_Student_Packet.docx
+++ b/Day_23_Student_Packet.docx
@@ -54,7 +54,7 @@
           <w:color w:val="555555"/>
           <w:sz w:val="20"/>
         </w:rPr>
-        <w:t>Read multiplicity from factored form; predict graph behavior at every zero. All work items come from Savvas.</w:t>
+        <w:t>Read multiplicity from factored form; predict graph behavior at every zero. All work comes from Savvas.</w:t>
       </w:r>
     </w:p>
     <w:p/>
@@ -269,24 +269,162 @@
         <w:tc>
           <w:tcPr>
             <w:tcW w:type="dxa" w:w="10224"/>
+            <w:shd w:val="clear" w:color="auto" w:fill="E6F5F7"/>
+            <w:tcBorders>
+              <w:top w:val="nil" w:sz="4" w:space="0" w:color="auto"/>
+              <w:left w:val="single" w:sz="24" w:space="0" w:color="0097A7"/>
+              <w:bottom w:val="nil" w:sz="4" w:space="0" w:color="auto"/>
+              <w:right w:val="nil" w:sz="4" w:space="0" w:color="auto"/>
+            </w:tcBorders>
           </w:tcPr>
           <w:p>
             <w:r/>
             <w:r>
               <w:rPr>
                 <w:b/>
+                <w:color w:val="0097A7"/>
               </w:rPr>
-              <w:t>📄  DO NOW  —  separate sheet</w:t>
+              <w:t xml:space="preserve">[DOK 1]  </w:t>
+            </w:r>
+            <w:r>
+              <w:rPr>
+                <w:b/>
+              </w:rPr>
+              <w:t xml:space="preserve">DO NOW  </w:t>
+            </w:r>
+            <w:r>
+              <w:rPr>
+                <w:color w:val="556677"/>
+              </w:rPr>
+              <w:t>(5 min)</w:t>
             </w:r>
           </w:p>
           <w:p>
             <w:r>
-              <w:t>You got the Zeros + Multiplicities sheet on entry (Savvas Lesson Quiz Q4).</w:t>
+              <w:rPr>
+                <w:b/>
+              </w:rPr>
+              <w:t>Savvas Lesson Quiz Q4 — separate sheet</w:t>
             </w:r>
           </w:p>
           <w:p>
             <w:r>
-              <w:t>Hold onto it — we’ll return to it during the Launch.</w:t>
+              <w:t>You got the Zeros + Multiplicities sheet on entry.  Hold onto it — we’ll return to it during the Launch.</w:t>
+            </w:r>
+          </w:p>
+        </w:tc>
+      </w:tr>
+    </w:tbl>
+    <w:p/>
+    <w:tbl>
+      <w:tblPr>
+        <w:tblStyle w:val="TableGrid"/>
+        <w:tblW w:type="auto" w:w="0"/>
+        <w:tblLook w:firstColumn="1" w:firstRow="1" w:lastColumn="0" w:lastRow="0" w:noHBand="0" w:noVBand="1" w:val="04A0"/>
+      </w:tblPr>
+      <w:tblGrid>
+        <w:gridCol w:w="10224"/>
+      </w:tblGrid>
+      <w:tr>
+        <w:tc>
+          <w:tcPr>
+            <w:tcW w:type="dxa" w:w="10224"/>
+            <w:shd w:val="clear" w:color="auto" w:fill="E6F5F7"/>
+            <w:tcBorders>
+              <w:top w:val="nil" w:sz="4" w:space="0" w:color="auto"/>
+              <w:left w:val="single" w:sz="24" w:space="0" w:color="0097A7"/>
+              <w:bottom w:val="nil" w:sz="4" w:space="0" w:color="auto"/>
+              <w:right w:val="nil" w:sz="4" w:space="0" w:color="auto"/>
+            </w:tcBorders>
+          </w:tcPr>
+          <w:p>
+            <w:r/>
+            <w:r>
+              <w:rPr>
+                <w:b/>
+                <w:color w:val="0097A7"/>
+              </w:rPr>
+              <w:t xml:space="preserve">[DOK 1]  </w:t>
+            </w:r>
+            <w:r>
+              <w:rPr>
+                <w:b/>
+              </w:rPr>
+              <w:t xml:space="preserve">BLOOKET  </w:t>
+            </w:r>
+            <w:r>
+              <w:rPr>
+                <w:color w:val="556677"/>
+              </w:rPr>
+              <w:t>(2 + 7 min)</w:t>
+            </w:r>
+          </w:p>
+          <w:p>
+            <w:r>
+              <w:rPr>
+                <w:b/>
+              </w:rPr>
+              <w:t>Rule Recall (on the board, not the leaderboard)</w:t>
+            </w:r>
+          </w:p>
+          <w:p>
+            <w:r>
+              <w:t>Pure rule recall: ZPP, multiplicity = exponent, EVEN → touch, ODD → cross, highest-power → end behavior. No procedural factoring.</w:t>
+            </w:r>
+          </w:p>
+        </w:tc>
+      </w:tr>
+    </w:tbl>
+    <w:p/>
+    <w:tbl>
+      <w:tblPr>
+        <w:tblStyle w:val="TableGrid"/>
+        <w:tblW w:type="auto" w:w="0"/>
+        <w:tblLook w:firstColumn="1" w:firstRow="1" w:lastColumn="0" w:lastRow="0" w:noHBand="0" w:noVBand="1" w:val="04A0"/>
+      </w:tblPr>
+      <w:tblGrid>
+        <w:gridCol w:w="10224"/>
+      </w:tblGrid>
+      <w:tr>
+        <w:tc>
+          <w:tcPr>
+            <w:tcW w:type="dxa" w:w="10224"/>
+            <w:shd w:val="clear" w:color="auto" w:fill="E6F5F7"/>
+            <w:tcBorders>
+              <w:top w:val="nil" w:sz="4" w:space="0" w:color="auto"/>
+              <w:left w:val="single" w:sz="24" w:space="0" w:color="0097A7"/>
+              <w:bottom w:val="nil" w:sz="4" w:space="0" w:color="auto"/>
+              <w:right w:val="nil" w:sz="4" w:space="0" w:color="auto"/>
+            </w:tcBorders>
+          </w:tcPr>
+          <w:p>
+            <w:r/>
+            <w:r>
+              <w:rPr>
+                <w:b/>
+                <w:color w:val="0097A7"/>
+              </w:rPr>
+              <w:t xml:space="preserve">[DOK 2]  </w:t>
+            </w:r>
+            <w:r>
+              <w:rPr>
+                <w:b/>
+              </w:rPr>
+              <w:t xml:space="preserve">LAUNCH  </w:t>
+            </w:r>
+            <w:r>
+              <w:rPr>
+                <w:color w:val="556677"/>
+              </w:rPr>
+              <w:t>(12 min)</w:t>
+            </w:r>
+          </w:p>
+          <w:p>
+            <w:r>
+              <w:rPr>
+                <w:b/>
+              </w:rPr>
+              <w:t>Name the Pattern — Savvas Example 2</w:t>
             </w:r>
           </w:p>
         </w:tc>
@@ -313,66 +451,20 @@
               <w:rPr>
                 <w:b/>
               </w:rPr>
-              <w:t>🎮  Blooket  —  Rule Recall   [Do Now B+C]  [DOK 1]   (2 + 7 min)</w:t>
             </w:r>
           </w:p>
           <w:p>
             <w:r>
-              <w:t>Pure rule recall: ZPP, multiplicity = exponent, EVEN → touch, ODD → cross, highest-power → end behavior.  No procedural factoring items (that’s practice work, not flashcards).</w:t>
-            </w:r>
-          </w:p>
-        </w:tc>
-      </w:tr>
-    </w:tbl>
-    <w:p/>
-    <w:tbl>
-      <w:tblPr>
-        <w:tblStyle w:val="TableGrid"/>
-        <w:tblW w:type="auto" w:w="0"/>
-        <w:tblLook w:firstColumn="1" w:firstRow="1" w:lastColumn="0" w:lastRow="0" w:noHBand="0" w:noVBand="1" w:val="04A0"/>
-      </w:tblPr>
-      <w:tblGrid>
-        <w:gridCol w:w="2592"/>
-        <w:gridCol w:w="6768"/>
-      </w:tblGrid>
-      <w:tr>
-        <w:tc>
-          <w:tcPr>
-            <w:tcW w:type="dxa" w:w="5112"/>
-            <w:vAlign w:val="top"/>
-          </w:tcPr>
-          <w:p>
-            <w:r/>
-            <w:r>
-              <w:rPr>
-                <w:b/>
-              </w:rPr>
-              <w:t>💡  Launch  —  Name the Pattern (Savvas Example 2)   [Launch]  [DOK 2]   (12 min)</w:t>
-            </w:r>
-          </w:p>
-        </w:tc>
-        <w:tc>
-          <w:tcPr>
-            <w:tcW w:type="dxa" w:w="5112"/>
-            <w:vAlign w:val="top"/>
-          </w:tcPr>
-          <w:p>
-            <w:r/>
-            <w:r>
               <w:t>SAVVAS EXAMPLE 2 — Multiplicity</w:t>
             </w:r>
           </w:p>
-          <w:p>
-            <w:r/>
-          </w:p>
+          <w:p/>
           <w:p>
             <w:r>
-              <w:t>In Desmos, graph both functions side by side:</w:t>
+              <w:t>With your partner, graph both functions in Desmos.  Watch  x = −2:</w:t>
             </w:r>
           </w:p>
-          <w:p>
-            <w:r/>
-          </w:p>
+          <w:p/>
           <w:p>
             <w:r>
               <w:t xml:space="preserve">    (1)  y = (x + 2)² (x − 1)</w:t>
@@ -383,48 +475,24 @@
               <w:t xml:space="preserve">    (2)  y = (x + 2)³ (x − 1)</w:t>
             </w:r>
           </w:p>
-          <w:p>
-            <w:r/>
-          </w:p>
+          <w:p/>
           <w:p>
             <w:r>
-              <w:t>For each graph, look carefully at what happens at  x = −2:</w:t>
+              <w:t>What did the graph DO at  x = −2  in each case?</w:t>
             </w:r>
           </w:p>
-          <w:p>
-            <w:r/>
-          </w:p>
+          <w:p/>
           <w:p>
             <w:r>
-              <w:t xml:space="preserve">    Graph (1):  At x = −2 the graph _______________________________________</w:t>
+              <w:t xml:space="preserve">    Graph (1):  ______________________________________________________</w:t>
             </w:r>
           </w:p>
           <w:p>
             <w:r>
-              <w:t xml:space="preserve">    Graph (2):  At x = −2 the graph _______________________________________</w:t>
+              <w:t xml:space="preserve">    Graph (2):  ______________________________________________________</w:t>
             </w:r>
           </w:p>
-          <w:p>
-            <w:r/>
-          </w:p>
-          <w:p>
-            <w:r>
-              <w:t>What stays the same between the two?</w:t>
-            </w:r>
-          </w:p>
-          <w:p>
-            <w:r>
-              <w:t>_______________________________________________________________</w:t>
-            </w:r>
-          </w:p>
-          <w:p>
-            <w:r>
-              <w:t>_______________________________________________________________</w:t>
-            </w:r>
-          </w:p>
-          <w:p>
-            <w:r/>
-          </w:p>
+          <w:p/>
           <w:p>
             <w:r>
               <w:t>THE WORD:  the number of times a factor appears in the factored form is called its  MULTIPLICITY.</w:t>
@@ -432,40 +500,31 @@
           </w:p>
           <w:p>
             <w:r>
-              <w:t xml:space="preserve">    (x + 2)² has multiplicity 2 at x = −2.  (x + 2)³ has multiplicity 3 at x = −2.</w:t>
+              <w:t xml:space="preserve">    (x + 2)²  has multiplicity 2 at x = −2.   (x + 2)³  has multiplicity 3 at x = −2.</w:t>
             </w:r>
           </w:p>
-          <w:p>
-            <w:r/>
-          </w:p>
+          <w:p/>
           <w:p>
             <w:r>
-              <w:t>T-CHART  —  fill in after the investigation:</w:t>
+              <w:t>T-CHART  —  fill in after the Desmos investigation:</w:t>
             </w:r>
           </w:p>
           <w:p>
             <w:r>
-              <w:t xml:space="preserve">   ODD multiplicity (1, 3, 5…)         |   EVEN multiplicity (2, 4, 6…)</w:t>
+              <w:t xml:space="preserve">   ODD multiplicity (1, 3, 5…)            EVEN multiplicity (2, 4, 6…)</w:t>
             </w:r>
           </w:p>
           <w:p>
             <w:r>
-              <w:t xml:space="preserve">   Behavior at the zero:                |   Behavior at the zero:</w:t>
+              <w:t xml:space="preserve">   Behavior at the zero:                    Behavior at the zero:</w:t>
             </w:r>
           </w:p>
           <w:p>
             <w:r>
-              <w:t xml:space="preserve">   ____________________________         |   ____________________________</w:t>
+              <w:t xml:space="preserve">   _______________________________          _______________________________</w:t>
             </w:r>
           </w:p>
-          <w:p>
-            <w:r>
-              <w:t xml:space="preserve">   ____________________________         |   ____________________________</w:t>
-            </w:r>
-          </w:p>
-          <w:p>
-            <w:r/>
-          </w:p>
+          <w:p/>
           <w:p>
             <w:r>
               <w:t>Sentence frame:  “The multiplicity is ___, so the graph ___ at x = ___.”</w:t>
@@ -482,132 +541,48 @@
         <w:tblLook w:firstColumn="1" w:firstRow="1" w:lastColumn="0" w:lastRow="0" w:noHBand="0" w:noVBand="1" w:val="04A0"/>
       </w:tblPr>
       <w:tblGrid>
-        <w:gridCol w:w="2592"/>
-        <w:gridCol w:w="6768"/>
+        <w:gridCol w:w="10224"/>
       </w:tblGrid>
       <w:tr>
         <w:tc>
           <w:tcPr>
-            <w:tcW w:type="dxa" w:w="5112"/>
-            <w:vAlign w:val="top"/>
+            <w:tcW w:type="dxa" w:w="10224"/>
+            <w:shd w:val="clear" w:color="auto" w:fill="E6F5F7"/>
+            <w:tcBorders>
+              <w:top w:val="nil" w:sz="4" w:space="0" w:color="auto"/>
+              <w:left w:val="single" w:sz="24" w:space="0" w:color="0097A7"/>
+              <w:bottom w:val="nil" w:sz="4" w:space="0" w:color="auto"/>
+              <w:right w:val="nil" w:sz="4" w:space="0" w:color="auto"/>
+            </w:tcBorders>
           </w:tcPr>
           <w:p>
             <w:r/>
             <w:r>
               <w:rPr>
                 <w:b/>
+                <w:color w:val="0097A7"/>
               </w:rPr>
-              <w:t>✏️  Practice  —  Savvas Try Its + Practice Items   [Practice]  [DOK 2]   (20 min)</w:t>
+              <w:t xml:space="preserve">[DOK 2]  </w:t>
             </w:r>
-          </w:p>
-        </w:tc>
-        <w:tc>
-          <w:tcPr>
-            <w:tcW w:type="dxa" w:w="5112"/>
-            <w:vAlign w:val="top"/>
-          </w:tcPr>
-          <w:p>
-            <w:r/>
             <w:r>
-              <w:t>For each polynomial: list the zeros, the multiplicity of each, and describe the behavior of the graph at each zero (cross / touch / flatten-through).  Teacher circulates with sentence-frame prompts.</w:t>
+              <w:rPr>
+                <w:b/>
+              </w:rPr>
+              <w:t xml:space="preserve">PRACTICE  </w:t>
             </w:r>
-          </w:p>
-          <w:p>
-            <w:r/>
-          </w:p>
-          <w:p>
             <w:r>
-              <w:t>A.  f(x) = x(x+4)(x−1)⁴</w:t>
+              <w:rPr>
+                <w:color w:val="556677"/>
+              </w:rPr>
+              <w:t>(20 min)</w:t>
             </w:r>
           </w:p>
           <w:p>
             <w:r>
-              <w:t xml:space="preserve">    Zeros &amp; multiplicities:  ____________________________________</w:t>
-            </w:r>
-          </w:p>
-          <w:p>
-            <w:r>
-              <w:t xml:space="preserve">    Behavior at each:        ____________________________________</w:t>
-            </w:r>
-          </w:p>
-          <w:p>
-            <w:r/>
-          </w:p>
-          <w:p>
-            <w:r>
-              <w:t>B.  f(x) = (x² + 9)(x − 1)⁵(x + 2)²</w:t>
-            </w:r>
-          </w:p>
-          <w:p>
-            <w:r>
-              <w:t xml:space="preserve">    Zeros &amp; multiplicities:  ____________________________________</w:t>
-            </w:r>
-          </w:p>
-          <w:p>
-            <w:r>
-              <w:t xml:space="preserve">    Behavior at each:        ____________________________________</w:t>
-            </w:r>
-          </w:p>
-          <w:p>
-            <w:r/>
-          </w:p>
-          <w:p>
-            <w:r>
-              <w:t>C.  f(x) = x³ − 8x² + 16x</w:t>
-            </w:r>
-          </w:p>
-          <w:p>
-            <w:r>
-              <w:t xml:space="preserve">    Zeros &amp; multiplicities:  ____________________________________</w:t>
-            </w:r>
-          </w:p>
-          <w:p>
-            <w:r>
-              <w:t xml:space="preserve">    Behavior at each:        ____________________________________</w:t>
-            </w:r>
-          </w:p>
-          <w:p>
-            <w:r/>
-          </w:p>
-          <w:p>
-            <w:r>
-              <w:t>D.  g(x) = x³ − x² − 25x + 25</w:t>
-            </w:r>
-          </w:p>
-          <w:p>
-            <w:r>
-              <w:t xml:space="preserve">    Zeros &amp; multiplicities:  ____________________________________</w:t>
-            </w:r>
-          </w:p>
-          <w:p>
-            <w:r>
-              <w:t xml:space="preserve">    Behavior at each:        ____________________________________</w:t>
-            </w:r>
-          </w:p>
-          <w:p>
-            <w:r/>
-          </w:p>
-          <w:p>
-            <w:r>
-              <w:t>E.  f(x) = 9x⁴ − 40x² + 16</w:t>
-            </w:r>
-          </w:p>
-          <w:p>
-            <w:r>
-              <w:t xml:space="preserve">    Zeros &amp; multiplicities:  ____________________________________</w:t>
-            </w:r>
-          </w:p>
-          <w:p>
-            <w:r>
-              <w:t xml:space="preserve">    Behavior at each:        ____________________________________</w:t>
-            </w:r>
-          </w:p>
-          <w:p>
-            <w:r/>
-          </w:p>
-          <w:p>
-            <w:r>
-              <w:t>Every item above is Savvas-anchored.  Bank IDs: 3-5-tryit-2a, 3-5-tryit-2b, 3-5-savvas-q14, 3-5-savvas-q15, 3-5-savvas-q16.</w:t>
+              <w:rPr>
+                <w:b/>
+              </w:rPr>
+              <w:t>Savvas Try Its + Practice Items</w:t>
             </w:r>
           </w:p>
         </w:tc>
@@ -634,7 +609,204 @@
               <w:rPr>
                 <w:b/>
               </w:rPr>
-              <w:t>🔁  SHARE / SUMMARY   [Share/Summary]  [DOK 2]   (4 min)</w:t>
+            </w:r>
+          </w:p>
+          <w:p>
+            <w:r>
+              <w:t>For each polynomial: list the zeros, the multiplicity of each, and describe the behavior of the graph at each zero (cross / touch / flatten-through).  Use Desmos only to CHECK your prediction, not to predict.</w:t>
+            </w:r>
+          </w:p>
+          <w:p/>
+          <w:p>
+            <w:r>
+              <w:t>REQUIRED:  A and B.   PICK ONE of C, D, E.</w:t>
+            </w:r>
+          </w:p>
+          <w:p/>
+          <w:p>
+            <w:r>
+              <w:t>A.  f(x) = x(x+4)(x−1)⁴</w:t>
+            </w:r>
+          </w:p>
+          <w:p>
+            <w:r>
+              <w:t xml:space="preserve">    Zeros &amp; multiplicities:  ____________________________________</w:t>
+            </w:r>
+          </w:p>
+          <w:p>
+            <w:r>
+              <w:t xml:space="preserve">    Behavior at each:        ____________________________________</w:t>
+            </w:r>
+          </w:p>
+          <w:p/>
+          <w:p>
+            <w:r>
+              <w:t>B.  f(x) = (x² + 9)(x − 1)⁵(x + 2)²</w:t>
+            </w:r>
+          </w:p>
+          <w:p>
+            <w:r>
+              <w:t xml:space="preserve">    Zeros &amp; multiplicities:  ____________________________________</w:t>
+            </w:r>
+          </w:p>
+          <w:p>
+            <w:r>
+              <w:t xml:space="preserve">    Behavior at each:        ____________________________________</w:t>
+            </w:r>
+          </w:p>
+          <w:p/>
+          <w:p>
+            <w:r>
+              <w:t>C.  f(x) = x³ − 8x² + 16x</w:t>
+            </w:r>
+          </w:p>
+          <w:p>
+            <w:r>
+              <w:t xml:space="preserve">    Zeros &amp; multiplicities:  ____________________________________</w:t>
+            </w:r>
+          </w:p>
+          <w:p>
+            <w:r>
+              <w:t xml:space="preserve">    Behavior at each:        ____________________________________</w:t>
+            </w:r>
+          </w:p>
+          <w:p/>
+          <w:p>
+            <w:r>
+              <w:t>D.  g(x) = x³ − x² − 25x + 25</w:t>
+            </w:r>
+          </w:p>
+          <w:p>
+            <w:r>
+              <w:t xml:space="preserve">    Zeros &amp; multiplicities:  ____________________________________</w:t>
+            </w:r>
+          </w:p>
+          <w:p>
+            <w:r>
+              <w:t xml:space="preserve">    Behavior at each:        ____________________________________</w:t>
+            </w:r>
+          </w:p>
+          <w:p/>
+          <w:p>
+            <w:r>
+              <w:t>E.  f(x) = 9x⁴ − 40x² + 16</w:t>
+            </w:r>
+          </w:p>
+          <w:p>
+            <w:r>
+              <w:t xml:space="preserve">    Zeros &amp; multiplicities:  ____________________________________</w:t>
+            </w:r>
+          </w:p>
+          <w:p>
+            <w:r>
+              <w:t xml:space="preserve">    Behavior at each:        ____________________________________</w:t>
+            </w:r>
+          </w:p>
+          <w:p/>
+          <w:p>
+            <w:r>
+              <w:t>(All five items from Savvas.  Bank IDs: 3-5-tryit-2a, 3-5-tryit-2b, 3-5-savvas-q14, 3-5-savvas-q15, 3-5-savvas-q16.)</w:t>
+            </w:r>
+          </w:p>
+        </w:tc>
+      </w:tr>
+    </w:tbl>
+    <w:p/>
+    <w:p>
+      <w:r>
+        <w:rPr>
+          <w:i/>
+          <w:sz w:val="20"/>
+        </w:rPr>
+        <w:t>Extra sketch space (use if you want to check a shape by hand):</w:t>
+      </w:r>
+    </w:p>
+    <w:p>
+      <w:r>
+        <w:drawing>
+          <wp:inline xmlns:a="http://schemas.openxmlformats.org/drawingml/2006/main" xmlns:pic="http://schemas.openxmlformats.org/drawingml/2006/picture">
+            <wp:extent cx="2743200" cy="2084096"/>
+            <wp:docPr id="1" name="Picture 1"/>
+            <wp:cNvGraphicFramePr>
+              <a:graphicFrameLocks noChangeAspect="1"/>
+            </wp:cNvGraphicFramePr>
+            <a:graphic>
+              <a:graphicData uri="http://schemas.openxmlformats.org/drawingml/2006/picture">
+                <pic:pic>
+                  <pic:nvPicPr>
+                    <pic:cNvPr id="0" name="blank_grid.png"/>
+                    <pic:cNvPicPr/>
+                  </pic:nvPicPr>
+                  <pic:blipFill>
+                    <a:blip r:embed="rId10"/>
+                    <a:stretch>
+                      <a:fillRect/>
+                    </a:stretch>
+                  </pic:blipFill>
+                  <pic:spPr>
+                    <a:xfrm>
+                      <a:off x="0" y="0"/>
+                      <a:ext cx="2743200" cy="2084096"/>
+                    </a:xfrm>
+                    <a:prstGeom prst="rect"/>
+                  </pic:spPr>
+                </pic:pic>
+              </a:graphicData>
+            </a:graphic>
+          </wp:inline>
+        </w:drawing>
+      </w:r>
+    </w:p>
+    <w:p/>
+    <w:tbl>
+      <w:tblPr>
+        <w:tblStyle w:val="TableGrid"/>
+        <w:tblW w:type="auto" w:w="0"/>
+        <w:tblLook w:firstColumn="1" w:firstRow="1" w:lastColumn="0" w:lastRow="0" w:noHBand="0" w:noVBand="1" w:val="04A0"/>
+      </w:tblPr>
+      <w:tblGrid>
+        <w:gridCol w:w="10224"/>
+      </w:tblGrid>
+      <w:tr>
+        <w:tc>
+          <w:tcPr>
+            <w:tcW w:type="dxa" w:w="10224"/>
+            <w:shd w:val="clear" w:color="auto" w:fill="E6F5F7"/>
+            <w:tcBorders>
+              <w:top w:val="nil" w:sz="4" w:space="0" w:color="auto"/>
+              <w:left w:val="single" w:sz="24" w:space="0" w:color="0097A7"/>
+              <w:bottom w:val="nil" w:sz="4" w:space="0" w:color="auto"/>
+              <w:right w:val="nil" w:sz="4" w:space="0" w:color="auto"/>
+            </w:tcBorders>
+          </w:tcPr>
+          <w:p>
+            <w:r/>
+            <w:r>
+              <w:rPr>
+                <w:b/>
+                <w:color w:val="0097A7"/>
+              </w:rPr>
+              <w:t xml:space="preserve">[DOK 2]  </w:t>
+            </w:r>
+            <w:r>
+              <w:rPr>
+                <w:b/>
+              </w:rPr>
+              <w:t xml:space="preserve">SHARE / SUMMARY  </w:t>
+            </w:r>
+            <w:r>
+              <w:rPr>
+                <w:color w:val="556677"/>
+              </w:rPr>
+              <w:t>(4 min)</w:t>
+            </w:r>
+          </w:p>
+          <w:p>
+            <w:r>
+              <w:rPr>
+                <w:b/>
+              </w:rPr>
+              <w:t>Synthesis + self-rating</w:t>
             </w:r>
           </w:p>
           <w:p>
@@ -644,12 +816,12 @@
           </w:p>
           <w:p>
             <w:r>
-              <w:t>1.  I can read the multiplicity of each zero from the factored form.  ✓    partly    not yet</w:t>
+              <w:t>1.  I can read the multiplicity of each zero from the factored form.   ✓    partly    not yet</w:t>
             </w:r>
           </w:p>
           <w:p>
             <w:r>
-              <w:t>2.  I can predict cross vs. touch from the multiplicity.              ✓    partly    not yet</w:t>
+              <w:t>2.  I can predict cross vs. touch from the multiplicity.               ✓    partly    not yet</w:t>
             </w:r>
           </w:p>
           <w:p>
@@ -657,10 +829,12 @@
               <w:t>3.  I can factor a polynomial in standard form before using the rule.  ✓    partly    not yet</w:t>
             </w:r>
           </w:p>
-          <w:p/>
+          <w:p>
+            <w:r/>
+          </w:p>
           <w:p>
             <w:r>
-              <w:t>Preview Day 4-5:  real + complex zeros + modeling with volume (Savvas Practice #27 storage box).</w:t>
+              <w:t>Preview Day 4-5:  real + complex zeros + Savvas storage-box volume (DOK 3).</w:t>
             </w:r>
           </w:p>
         </w:tc>
@@ -696,8 +870,16 @@
                 <w:color w:val="C0392B"/>
                 <w:sz w:val="22"/>
               </w:rPr>
-              <w:t>📤  EXIT TICKET   [Exit Ticket]  [DOK 2]   (5 min)</w:t>
+              <w:t>[DOK 2]  EXIT TICKET  —  5 min  —  Savvas Lesson Quiz Q5</w:t>
             </w:r>
+          </w:p>
+          <w:p>
+            <w:r>
+              <w:t>[DESMOS ALLOWED:  yes, to verify zeros.  You must still write the behavior in your own words.]</w:t>
+            </w:r>
+          </w:p>
+          <w:p>
+            <w:r/>
           </w:p>
           <w:p>
             <w:r>
@@ -722,7 +904,7 @@
           </w:p>
           <w:p>
             <w:r>
-              <w:t>Behavior at each zero:</w:t>
+              <w:t>Behavior at each zero (cross, touch, or flatten-through):</w:t>
             </w:r>
           </w:p>
           <w:p>

--- a/Day_23_Student_Packet.docx
+++ b/Day_23_Student_Packet.docx
@@ -92,7 +92,7 @@
           <w:p>
             <w:r/>
             <w:r>
-              <w:t>Identify the zeros of a polynomial function from factored form, determine the multiplicity of each zero, and use multiplicity to predict whether the graph crosses, touches, or flattens through the x-axis.</w:t>
+              <w:t>Identify the zeros of a polynomial function from factored form, determine the multiplicity of each zero, and use multiplicity to predict whether the graph crosses the x-axis or is tangent to it (turning point).</w:t>
             </w:r>
           </w:p>
         </w:tc>
@@ -613,7 +613,7 @@
           </w:p>
           <w:p>
             <w:r>
-              <w:t>For each polynomial: list the zeros, the multiplicity of each, and describe the behavior of the graph at each zero (cross / touch / flatten-through).  Use Desmos only to CHECK your prediction, not to predict.</w:t>
+              <w:t>For each polynomial: list the zeros, the multiplicity of each, and describe the behavior of the graph at each zero using Savvas’s language — CROSSES the x-axis (odd multiplicity) or is TANGENT to the x-axis / has a TURNING POINT (even multiplicity).  Use Desmos only to CHECK your prediction, not to make it.</w:t>
             </w:r>
           </w:p>
           <w:p/>
@@ -904,7 +904,7 @@
           </w:p>
           <w:p>
             <w:r>
-              <w:t>Behavior at each zero (cross, touch, or flatten-through):</w:t>
+              <w:t>Behavior at each zero (crosses the x-axis, OR tangent / turning point):</w:t>
             </w:r>
           </w:p>
           <w:p>
